--- a/example_articles/states/California/4.states_California_Other_publisher.docx
+++ b/example_articles/states/California/4.states_California_Other_publisher.docx
@@ -27,17 +27,17 @@
     </w:p>
     <w:p>
       <w:r>
-        <w:t>Source File: Other publishers/Files (500) (21).DOCX</w:t>
+        <w:t>Source file: Other publishers/Files (500) (21).DOCX</w:t>
       </w:r>
     </w:p>
     <w:p>
       <w:r>
-        <w:t>Raw locations result: ['California']</w:t>
+        <w:t>Raw locations result, 'locations': ['California']</w:t>
       </w:r>
     </w:p>
     <w:p>
       <w:r>
-        <w:t>states_stand_flat (Standardized): California</w:t>
+        <w:t>Standardized locations result, 'states_stand_flat': California</w:t>
       </w:r>
     </w:p>
     <w:p>

--- a/example_articles/states/California/4.states_California_Other_publisher.docx
+++ b/example_articles/states/California/4.states_California_Other_publisher.docx
@@ -7,7 +7,9 @@
         <w:pStyle w:val="Heading1"/>
       </w:pPr>
       <w:r>
-        <w:t>German 'disgrace' takes 3 lives // Hate killing of Turks stun town</w:t>
+        <w:t>Madonna &amp; Warren Beatty UNCOVERED;</w:t>
+        <w:br/>
+        <w:t>This odd couple is a familiar sight</w:t>
       </w:r>
     </w:p>
     <w:p>
@@ -17,17 +19,17 @@
     </w:p>
     <w:p>
       <w:r>
-        <w:t>Date: 1992-11-24</w:t>
+        <w:t>Date: 1990-02-20</w:t>
       </w:r>
     </w:p>
     <w:p>
       <w:r>
-        <w:t>Section: NEWS; Pg. 4A</w:t>
+        <w:t>Section: LIFE; Pg. 1D; Cover Story</w:t>
       </w:r>
     </w:p>
     <w:p>
       <w:r>
-        <w:t>Source file: Other publishers/Files (500) (21).DOCX</w:t>
+        <w:t>Source file: Other publishers/Files (500) (29).DOCX</w:t>
       </w:r>
     </w:p>
     <w:p>
@@ -49,45 +51,81 @@
     </w:p>
     <w:p>
       <w:r>
-        <w:t>Bahide Arslan was the matriarch of a sprawling Turkish family woven so tightly in the fabric of this tidy west German town that even the Germans sometimes called her ''Mama.''</w:t>
+        <w:t>Blaring dance music pounds so loudly through small, funky Club Louis you can feel it in the pit of your stomach.</w:t>
         <w:br/>
-        <w:t>But rightist hatred cut the heart out of the Arslan family - and took a piece of this town with it.</w:t>
+        <w:t>Young, very hip, under-30 types cram the darkened dance floor while two men behind the bar hustle drinks so fast sweat drips down their faces.</w:t>
         <w:br/>
-        <w:t>Early Monday, thugs torched the yellow, three-story stone house the prosperous Arslans had peacefully and happily occupied for nearly three decades. Bahide Arslan, 51, died as she lay atop a grandson, protecting him from the smoke and flames.</w:t>
+        <w:t>Comedian Sandra Bernhard is on the black couch that lines the back wall, sipping a drink and giggling with two pals. Nearby, A Different World's Jasmine Guy makes a face at a friend.</w:t>
         <w:br/>
-        <w:t>Another child, granddaughter Yeliz Arslan, 10, died in the blaze, along with 14-year-old Ayse Yilmaz, a visiting relative from Turkey. Six other family members were hospitalized.</w:t>
+        <w:t>And there, at the edge of the dance floor, is Madonna.</w:t>
         <w:br/>
-        <w:t>Moments later, fire broke out at another large home nearby that houses Turkish families. Three people were hurt, but they all survived, including a man who threw a mattress to the ground before dropping his child from three stories up.</w:t>
+        <w:t>Arms bent and back arched, she's lost in the movement and the sound. Her outfit looks like something from her Like a Prayer video - a big cross, dark camisole, lace bicycle pants, black fishnet stockings. She wears deep red lipstick. Her hair is black and cropped short.</w:t>
         <w:br/>
-        <w:t>An anonymous caller told police two houses were burning, signing off with a ''Heil Hitler.''</w:t>
+        <w:t>It's a typical Friday night for the pop queen.</w:t>
         <w:br/>
-        <w:t>The attack spurred spontaneous rallies in Germany as hundreds of Berlin demonstrators - and hundreds more in Moelln - protested in solidarity with foreigners. About 1,000 leftist radicals and young Turks went on a rampage in the working-class district of Kreuzberg. Chancellor Helmut Kohl called the killings ''a horrible experience and a disgrace.''</w:t>
+        <w:t>A few hours later, current beau Warren Beatty will come in and drag her out the door. That's also typical: He doesn't like to dance, but he's mad for Madonna.</w:t>
         <w:br/>
-        <w:t>Moelln, a town of 18,000 people 25 miles east of Hamburg, was stunned by the violence. Residents were angry and ashamed. Chief federal prosecutor Alexander von Stahl took over the murder investigation.</w:t>
+        <w:t>Just what is a hot, 31-year-old multimillion-dollar musicmaker like her doing with a lukewarm 52-year-old Hollywood sex symbol like him? A scrappy, working-class kid and a low-key preppy.</w:t>
         <w:br/>
-        <w:t>The Arslans came here as ''guest workers'' and built a prosperous life. They ran a small restaurant on the main street of Moelln and worked at a variety of local jobs.</w:t>
+        <w:t>''Maybe there's more to the relationship than people can see,'' offers model Lonny Roland, 20, a Club Louis regular. ''They go to all the parties. They're everywhere.''</w:t>
         <w:br/>
-        <w:t>Wolfgang Stapelfeldt, 41, has employed many of the Arslans, including the slain woman, at his clothing recycling business outside town.</w:t>
+        <w:t>It's true: Reclusive they're not, despite the fact that Beatty, since he vaulted to fame with Splendor in the Grass in 1961 and afterward felt burned by the press, has loathed publicity. In pre-Madonna days, he'd be spotted at the occasional Spago dinner with Jack Nicholson. Or at a liberal political fund-raiser. You didn't see him often.</w:t>
         <w:br/>
-        <w:t>''She was a wise woman, very commanding. Everybody called her Mama,'' said a tearful Stapelfeldt, who spent much of the day commiserating with family members and his employees.</w:t>
+        <w:t>That has changed.</w:t>
         <w:br/>
-        <w:t>''It shames me as a German,'' Stapelfeldt said. ''I am ashamed of what the world thinks of us. This is a small group of bad people; they are young and cruel,'' he said of rightist radicals.</w:t>
+        <w:t>As director and lead in the upcoming, much-hyped Dick Tracy, he has been forced out of hiding by Tracy co-star Madonna. The film, which opens this summer, brought the odd couple together last May.</w:t>
         <w:br/>
-        <w:t>Others could scarcely believe that three people could be so wantonly slain.</w:t>
+        <w:t>Beatty offered Madonna the part of sultry singer Breathless Mahoney, and the movie has been the buzz of Hollywood ever since. It's hoped that it'll be this summer's Batman.</w:t>
         <w:br/>
-        <w:t>''I lived here for 18 years, and there have been no problems,'' said Richie Demircan, 29, a Turk who works in the Arslan restaurant, located in the charming, historic center of this clean, picturesque city.</w:t>
+        <w:t>Their relationship started on the set, where Beatty, a relentless perfectionist, ordered take after take to get a scene just right. Madonna, no shrinking violet, took to calling him ''old man'' in front of everyone. He ate it up.</w:t>
         <w:br/>
-        <w:t>Others vow revenge.</w:t>
+        <w:t>Beatty, whose conquests make a stellar list - Julie Christie, Joan Collins, Leslie Caron, the late Natalie Wood, Diane Keaton, Isabelle Adjani, and that's only a few - has never married, although he has come close.</w:t>
         <w:br/>
-        <w:t>Said Aly Kaya, 22, one of Bahide Arslan's sons-in-law: ''They took three of ours. Now we will take three of theirs.'' Moments later he ran up the street where a group of other Turks had confronted a German youngster. Kaya slugged the youth in the face, and the German fled.</w:t>
+        <w:t>In the Material Girl, Madonna-watchers say, he sees a fresh, takes-orders- from-no-one talent. Madonna, who hasn't had great cinematic success - except for the 1985 cult hit Desperately Seeking Susan - could use a big movie to establish her as an actress. She's divorced from sullen Brat Packer Sean Penn and not immune to this homme fatal's boyish charm.</w:t>
         <w:br/>
-        <w:t>''He is with the rightist scene here,'' Kaya said. ''I know he knows something.''</w:t>
+        <w:t>After all, Joan Collins once described him as ''sexually insatiable … three, four, five times a day every day was not unusual for him.'' Beatty needs ''to please women as well as conquer them,'' actress Susan Strasberg tells February's Fame magazine.</w:t>
         <w:br/>
+        <w:t>On a recent Friday night, Madonna and Beatty are at Club Louis in a rundown district. The name on the outside says New Horizon. Only the plugged in can find the place.</w:t>
         <w:br/>
-        <w:t>Notes</w:t>
+        <w:t>Madonna watches herself in the mirror. She doesn't talk to anyone - it's way too loud for that. But one of her best pals, photographer Herb Ritts, takes a break from dancing to get her a small bottle of Evian.</w:t>
         <w:br/>
+        <w:t>Nobody bothers her. Occasionally, a young woman sidles up next to her and does the same dance step.</w:t>
         <w:br/>
-        <w:t>WASHINGTON AND THE WORLD; Mark Fritz writes for The Associated Press.</w:t>
+        <w:t>More than 200 people are crammed into the club; owner Bret Whitkey says only two weeks earlier there were about 70. Word is out that Madonna is a regular.</w:t>
+        <w:br/>
+        <w:t>If Whitkey shuts down Club Louis to find another spot to ''throw a club,'' as is typical with roving L.A. nightclubs, Madonna - with or without Beatty - will probably find him. ''They follow us,'' explains Connie Gormican, who collects cash at the door.</w:t>
+        <w:br/>
+        <w:t>Seeing Beatty and Madonna out in L.A. is no big deal to veteran clubgoers. They used to frequent the more established Catch One, a predominately black-gay watering hole filled with the same loud house music. A scene from Beaches was filmed there.</w:t>
+        <w:br/>
+        <w:t>She and Beatty slipped in the back door. He watched while she took over the dance floor.</w:t>
+        <w:br/>
+        <w:t>''He seems really uptight,'' Lonny Roland says, ''but hey, what do I know?''</w:t>
+        <w:br/>
+        <w:t>Madonna won't stay home, though, and if Beatty won't go out with her, she finds other buddies - Bernhard among them - to go out with. ''I have great admiration for the fact that Madonna tries to lead a normal life,'' says Liz Rosenberg, her publicist.</w:t>
+        <w:br/>
+        <w:t>Hilary Asher, 23, a fledgling recording artist who has seen Madonna out ''a million times,'' remembers months back, she saw Madonna wearing a dress early in the evening. A little later she saw Bernhard at a different place, also in a dress. After midnight, she spotted the pair at a third club, and they had traded dresses.</w:t>
+        <w:br/>
+        <w:t>Bernhard loves clubs; Beatty prefers restaurants.</w:t>
+        <w:br/>
+        <w:t>They like the sole booth, right in the front, at Adriano's Ristorante in Bel-Air. They'll pop in before the dinner crush at trendy Citrus, a nouvelle joint on Melrose Avenue.</w:t>
+        <w:br/>
+        <w:t>''The only thing I can tell you is that they ate to fill their stomachs,'' says Asher, who saw them there on a recent Tuesday night. Madonna wore a black tapestry blazer over a black dress. She had a run in her stocking and wore a little black hat. She seemed to have no makeup on and, Asher says, ''her skin is gorgeous.''</w:t>
+        <w:br/>
+        <w:t>The waitress stopped one person from approaching them; a boy came out from the kitchen for an autograph. Madonna let him kiss her hand.</w:t>
+        <w:br/>
+        <w:t>At Louis XIV, a cavelike French restaurant for the bored Euro-trash crowd, it was much the same recently, although Madonna sat on Beatty's lap at one point. She often does that, no matter where they are. Beatty - less inclined to public displays - will sometimes wrap his arm around her.</w:t>
+        <w:br/>
+        <w:t>Most agree that he would be almost unrecognizable if he weren't traveling with her, partly because he's decidedly unflashy in his turtlenecks and sport coats; partly because he's not from the generation that populates these spots.</w:t>
+        <w:br/>
+        <w:t>Some say Madonna goes out to check out the latest dances (she launches a world tour in May), and to keep up with the Janet Jackson/Paula Abdul competition. Others think she goes to just cut loose.</w:t>
+        <w:br/>
+        <w:t>Will she cut loose from Beatty?  Or will he drop her?</w:t>
+        <w:br/>
+        <w:t>They're set to team in another movie, a comedy called Blessing in Disguise. And to Asher, it looks like more than a Hollywood fling.</w:t>
+        <w:br/>
+        <w:t>At Citrus, ''They didn't talk to each other, not because it was hostile,'' Asher recalls. ''They seemed comfortable. Like they didn't have to talk.''</w:t>
+        <w:br/>
+        <w:t>Contributing: Eric Allen, Pat Hilton</w:t>
         <w:br/>
         <w:br/>
         <w:t>Graphic</w:t>
@@ -95,11 +133,7 @@
         <w:br/>
         <w:t xml:space="preserve"> </w:t>
         <w:br/>
-        <w:t>GRAPHIC, b/w, Marty Baumann, USA TODAY (Map, Germany); PHOTO, b/w, Christian Eggers, AP</w:t>
-        <w:br/>
-        <w:t xml:space="preserve"> </w:t>
-        <w:br/>
-        <w:t>CUTLINE: MOURNING: A girl lays flowers outside an apartment building in Moelln, Germany, one of two buildings firebombed by rightists early Monday. Three Turks died in the attacks.</w:t>
+        <w:t>EAR GRAPHIC; color, Marcia Staimer (drawing, Warren Beatty, Madonna); GRAPHIC; color, Marcia Staimer (drawing, Warren Beatty, Madonna)</w:t>
       </w:r>
     </w:p>
     <w:sectPr>

--- a/example_articles/states/California/4.states_California_Other_publisher.docx
+++ b/example_articles/states/California/4.states_California_Other_publisher.docx
@@ -7,9 +7,7 @@
         <w:pStyle w:val="Heading1"/>
       </w:pPr>
       <w:r>
-        <w:t>Madonna &amp; Warren Beatty UNCOVERED;</w:t>
-        <w:br/>
-        <w:t>This odd couple is a familiar sight</w:t>
+        <w:t>S.F.'s Brown wins, but challenger gets his message across</w:t>
       </w:r>
     </w:p>
     <w:p>
@@ -19,17 +17,17 @@
     </w:p>
     <w:p>
       <w:r>
-        <w:t>Date: 1990-02-20</w:t>
+        <w:t>Date: 1999-12-16</w:t>
       </w:r>
     </w:p>
     <w:p>
       <w:r>
-        <w:t>Section: LIFE; Pg. 1D; Cover Story</w:t>
+        <w:t>Section: NEWS;</w:t>
       </w:r>
     </w:p>
     <w:p>
       <w:r>
-        <w:t>Source file: Other publishers/Files (500) (29).DOCX</w:t>
+        <w:t>Source file: Other publishers/Files (500) (14).DOCX</w:t>
       </w:r>
     </w:p>
     <w:p>
@@ -51,81 +49,75 @@
     </w:p>
     <w:p>
       <w:r>
-        <w:t>Blaring dance music pounds so loudly through small, funky Club Louis you can feel it in the pit of your stomach.</w:t>
+        <w:t>SAN FRANCISCO -- Mayor Willie Brown might have won re-election</w:t>
         <w:br/>
-        <w:t>Young, very hip, under-30 types cram the darkened dance floor while two men behind the bar hustle drinks so fast sweat drips down their faces.</w:t>
+        <w:t>in a landslide, but his opponent's stunning write-in challenge</w:t>
         <w:br/>
-        <w:t>Comedian Sandra Bernhard is on the black couch that lines the back wall, sipping a drink and giggling with two pals. Nearby, A Different World's Jasmine Guy makes a face at a friend.</w:t>
+        <w:t>left its mark.</w:t>
         <w:br/>
-        <w:t>And there, at the edge of the dance floor, is Madonna.</w:t>
+        <w:t>Brown said Wednesday that the biggest challenge of his second</w:t>
         <w:br/>
-        <w:t>Arms bent and back arched, she's lost in the movement and the sound. Her outfit looks like something from her Like a Prayer video - a big cross, dark camisole, lace bicycle pants, black fishnet stockings. She wears deep red lipstick. Her hair is black and cropped short.</w:t>
+        <w:t>administration will be to create more affordable housing in the</w:t>
         <w:br/>
-        <w:t>It's a typical Friday night for the pop queen.</w:t>
+        <w:t>city's red-hot real estate market.</w:t>
         <w:br/>
-        <w:t>A few hours later, current beau Warren Beatty will come in and drag her out the door. That's also typical: He doesn't like to dance, but he's mad for Madonna.</w:t>
+        <w:t>That was a central issue in a campaign that at times had Brown</w:t>
         <w:br/>
-        <w:t>Just what is a hot, 31-year-old multimillion-dollar musicmaker like her doing with a lukewarm 52-year-old Hollywood sex symbol like him? A scrappy, working-class kid and a low-key preppy.</w:t>
+        <w:t>on the defensive over his coziness with corporate interests and</w:t>
         <w:br/>
-        <w:t>''Maybe there's more to the relationship than people can see,'' offers model Lonny Roland, 20, a Club Louis regular. ''They go to all the parties. They're everywhere.''</w:t>
+        <w:t>developers at the expense of neighborhoods.</w:t>
         <w:br/>
-        <w:t>It's true: Reclusive they're not, despite the fact that Beatty, since he vaulted to fame with Splendor in the Grass in 1961 and afterward felt burned by the press, has loathed publicity. In pre-Madonna days, he'd be spotted at the occasional Spago dinner with Jack Nicholson. Or at a liberal political fund-raiser. You didn't see him often.</w:t>
+        <w:t>During a 1990s economic boom here, largely fed by dot.com companies,</w:t>
         <w:br/>
-        <w:t>That has changed.</w:t>
+        <w:t>housing prices have soared, increasingly pricing working-class</w:t>
         <w:br/>
-        <w:t>As director and lead in the upcoming, much-hyped Dick Tracy, he has been forced out of hiding by Tracy co-star Madonna. The film, which opens this summer, brought the odd couple together last May.</w:t>
+        <w:t>and middle-class families out of the city.</w:t>
         <w:br/>
-        <w:t>Beatty offered Madonna the part of sultry singer Breathless Mahoney, and the movie has been the buzz of Hollywood ever since. It's hoped that it'll be this summer's Batman.</w:t>
+        <w:t>Tom Ammiano, whose grass-roots bid energized the electorate and</w:t>
         <w:br/>
-        <w:t>Their relationship started on the set, where Beatty, a relentless perfectionist, ordered take after take to get a scene just right. Madonna, no shrinking violet, took to calling him ''old man'' in front of everyone. He ate it up.</w:t>
+        <w:t>propelled him into Tuesday's runoff, had hammered Brown for his</w:t>
         <w:br/>
-        <w:t>Beatty, whose conquests make a stellar list - Julie Christie, Joan Collins, Leslie Caron, the late Natalie Wood, Diane Keaton, Isabelle Adjani, and that's only a few - has never married, although he has come close.</w:t>
+        <w:t>ties to special interests and vowed to make war on gentrification</w:t>
         <w:br/>
-        <w:t>In the Material Girl, Madonna-watchers say, he sees a fresh, takes-orders- from-no-one talent. Madonna, who hasn't had great cinematic success - except for the 1985 cult hit Desperately Seeking Susan - could use a big movie to establish her as an actress. She's divorced from sullen Brat Packer Sean Penn and not immune to this homme fatal's boyish charm.</w:t>
+        <w:t>to preserve affordable housing.</w:t>
         <w:br/>
-        <w:t>After all, Joan Collins once described him as ''sexually insatiable … three, four, five times a day every day was not unusual for him.'' Beatty needs ''to please women as well as conquer them,'' actress Susan Strasberg tells February's Fame magazine.</w:t>
+        <w:t>Brown captured 60% of the vote and became the first mayor here</w:t>
         <w:br/>
-        <w:t>On a recent Friday night, Madonna and Beatty are at Club Louis in a rundown district. The name on the outside says New Horizon. Only the plugged in can find the place.</w:t>
+        <w:t>to win re-election in 16 years.</w:t>
         <w:br/>
-        <w:t>Madonna watches herself in the mirror. She doesn't talk to anyone - it's way too loud for that. But one of her best pals, photographer Herb Ritts, takes a break from dancing to get her a small bottle of Evian.</w:t>
+        <w:t>"Now we can get down to business in this city," said Joe O'Donoghue,</w:t>
         <w:br/>
-        <w:t>Nobody bothers her. Occasionally, a young woman sidles up next to her and does the same dance step.</w:t>
+        <w:t>head of the powerful Residential Builders Association, which campaigned</w:t>
         <w:br/>
-        <w:t>More than 200 people are crammed into the club; owner Bret Whitkey says only two weeks earlier there were about 70. Word is out that Madonna is a regular.</w:t>
+        <w:t>intensely against Ammiano. "Had Ammiano won, this city would</w:t>
         <w:br/>
-        <w:t>If Whitkey shuts down Club Louis to find another spot to ''throw a club,'' as is typical with roving L.A. nightclubs, Madonna - with or without Beatty - will probably find him. ''They follow us,'' explains Connie Gormican, who collects cash at the door.</w:t>
+        <w:t>have flared into warring camps."</w:t>
         <w:br/>
-        <w:t>Seeing Beatty and Madonna out in L.A. is no big deal to veteran clubgoers. They used to frequent the more established Catch One, a predominately black-gay watering hole filled with the same loud house music. A scene from Beaches was filmed there.</w:t>
+        <w:t>Ammiano, who would have become the first openly gay mayor of a</w:t>
         <w:br/>
-        <w:t>She and Beatty slipped in the back door. He watched while she took over the dance floor.</w:t>
+        <w:t>major American city, continues as president of the Board of Supervisors.</w:t>
         <w:br/>
-        <w:t>''He seems really uptight,'' Lonny Roland says, ''but hey, what do I know?''</w:t>
+        <w:t>He said he would run for mayor again in four years.</w:t>
         <w:br/>
-        <w:t>Madonna won't stay home, though, and if Beatty won't go out with her, she finds other buddies - Bernhard among them - to go out with. ''I have great admiration for the fact that Madonna tries to lead a normal life,'' says Liz Rosenberg, her publicist.</w:t>
+        <w:t>"I am not conceding the war. I am conceding the battle," Ammiano</w:t>
         <w:br/>
-        <w:t>Hilary Asher, 23, a fledgling recording artist who has seen Madonna out ''a million times,'' remembers months back, she saw Madonna wearing a dress early in the evening. A little later she saw Bernhard at a different place, also in a dress. After midnight, she spotted the pair at a third club, and they had traded dresses.</w:t>
+        <w:t>said. "My orientation may be gay, my politics may be left, but</w:t>
         <w:br/>
-        <w:t>Bernhard loves clubs; Beatty prefers restaurants.</w:t>
+        <w:t>we are right. We moved San Francisco forward."</w:t>
         <w:br/>
-        <w:t>They like the sole booth, right in the front, at Adriano's Ristorante in Bel-Air. They'll pop in before the dinner crush at trendy Citrus, a nouvelle joint on Melrose Avenue.</w:t>
+        <w:t>A bitter race between District Attorney Terence Hallinan and former</w:t>
         <w:br/>
-        <w:t>''The only thing I can tell you is that they ate to fill their stomachs,'' says Asher, who saw them there on a recent Tuesday night. Madonna wore a black tapestry blazer over a black dress. She had a run in her stocking and wore a little black hat. She seemed to have no makeup on and, Asher says, ''her skin is gorgeous.''</w:t>
+        <w:t>prosecutor Bill Fazio might take a week or more to decide. As</w:t>
         <w:br/>
-        <w:t>The waitress stopped one person from approaching them; a boy came out from the kitchen for an autograph. Madonna let him kiss her hand.</w:t>
+        <w:t>many as 14,000 provisional ballots remain to be counted, election</w:t>
         <w:br/>
-        <w:t>At Louis XIV, a cavelike French restaurant for the bored Euro-trash crowd, it was much the same recently, although Madonna sat on Beatty's lap at one point. She often does that, no matter where they are. Beatty - less inclined to public displays - will sometimes wrap his arm around her.</w:t>
+        <w:t>officials said. A provisional ballot covers a variety of situations.</w:t>
         <w:br/>
-        <w:t>Most agree that he would be almost unrecognizable if he weren't traveling with her, partly because he's decidedly unflashy in his turtlenecks and sport coats; partly because he's not from the generation that populates these spots.</w:t>
+        <w:t>In some cases, the person voting is not on the rolls at the polling</w:t>
         <w:br/>
-        <w:t>Some say Madonna goes out to check out the latest dances (she launches a world tour in May), and to keep up with the Janet Jackson/Paula Abdul competition. Others think she goes to just cut loose.</w:t>
+        <w:t>place, or votes at the wrong polling place. Those ballots each</w:t>
         <w:br/>
-        <w:t>Will she cut loose from Beatty?  Or will he drop her?</w:t>
-        <w:br/>
-        <w:t>They're set to team in another movie, a comedy called Blessing in Disguise. And to Asher, it looks like more than a Hollywood fling.</w:t>
-        <w:br/>
-        <w:t>At Citrus, ''They didn't talk to each other, not because it was hostile,'' Asher recalls. ''They seemed comfortable. Like they didn't have to talk.''</w:t>
-        <w:br/>
-        <w:t>Contributing: Eric Allen, Pat Hilton</w:t>
+        <w:t>need to be inspected by hand.</w:t>
         <w:br/>
         <w:br/>
         <w:t>Graphic</w:t>
@@ -133,7 +125,7 @@
         <w:br/>
         <w:t xml:space="preserve"> </w:t>
         <w:br/>
-        <w:t>EAR GRAPHIC; color, Marcia Staimer (drawing, Warren Beatty, Madonna); GRAPHIC; color, Marcia Staimer (drawing, Warren Beatty, Madonna)</w:t>
+        <w:t>PHOTO, b/w, Ben Margot, AP; 'Still Da Mayor': Brown celebrates.</w:t>
       </w:r>
     </w:p>
     <w:sectPr>
